--- a/suggest.docx
+++ b/suggest.docx
@@ -49,7 +49,7 @@
           <w:color w:val="000000"/>
           <w:sz w:val="22"/>
         </w:rPr>
-        <w:t>Môn học: Lập trình mạng (INT3304-1)     Nhóm: 5</w:t>
+        <w:t>Môn học: Lập trình mạng (INT3304-2)     Nhóm: 5</w:t>
       </w:r>
     </w:p>
     <w:p>
@@ -1035,128 +1035,6 @@
                 <w:szCs w:val="22"/>
               </w:rPr>
               <w:t xml:space="preserve">Hạ tầng mạng</w:t>
-            </w:r>
-          </w:p>
-        </w:tc>
-        <w:tc>
-          <w:tcPr>
-            <w:tcW w:type="dxa" w:w="2995"/>
-            <w:tcBorders>
-              <w:top w:val="single" w:color="9E9E9E" w:sz="4"/>
-              <w:left w:val="single" w:color="9E9E9E" w:sz="4"/>
-              <w:bottom w:val="single" w:color="9E9E9E" w:sz="4"/>
-              <w:right w:val="single" w:color="9E9E9E" w:sz="4"/>
-            </w:tcBorders>
-            <w:tcMar>
-              <w:top w:type="dxa" w:w="40"/>
-              <w:left w:type="dxa" w:w="100"/>
-              <w:bottom w:type="dxa" w:w="40"/>
-              <w:right w:type="dxa" w:w="100"/>
-            </w:tcMar>
-          </w:tcPr>
-          <w:p>
-            <w:pPr>
-              <w:spacing w:after="20" w:line="252"/>
-            </w:pPr>
-            <w:r>
-              <w:rPr>
-                <w:sz w:val="22"/>
-                <w:szCs w:val="22"/>
-              </w:rPr>
-              <w:t xml:space="preserve">Không</w:t>
-            </w:r>
-          </w:p>
-        </w:tc>
-      </w:tr>
-      <w:tr>
-        <w:trPr>
-          <w:cantSplit/>
-          <w:tblHeader w:val="off"/>
-        </w:trPr>
-        <w:tc>
-          <w:tcPr>
-            <w:tcW w:type="dxa" w:w="561"/>
-            <w:tcBorders>
-              <w:top w:val="single" w:color="9E9E9E" w:sz="4"/>
-              <w:left w:val="single" w:color="9E9E9E" w:sz="4"/>
-              <w:bottom w:val="single" w:color="9E9E9E" w:sz="4"/>
-              <w:right w:val="single" w:color="9E9E9E" w:sz="4"/>
-            </w:tcBorders>
-            <w:tcMar>
-              <w:top w:type="dxa" w:w="40"/>
-              <w:left w:type="dxa" w:w="100"/>
-              <w:bottom w:type="dxa" w:w="40"/>
-              <w:right w:type="dxa" w:w="100"/>
-            </w:tcMar>
-          </w:tcPr>
-          <w:p>
-            <w:pPr>
-              <w:spacing w:after="20" w:line="252"/>
-            </w:pPr>
-            <w:r>
-              <w:rPr>
-                <w:sz w:val="22"/>
-                <w:szCs w:val="22"/>
-              </w:rPr>
-              <w:t xml:space="preserve">8</w:t>
-            </w:r>
-          </w:p>
-        </w:tc>
-        <w:tc>
-          <w:tcPr>
-            <w:tcW w:type="dxa" w:w="3741"/>
-            <w:tcBorders>
-              <w:top w:val="single" w:color="9E9E9E" w:sz="4"/>
-              <w:left w:val="single" w:color="9E9E9E" w:sz="4"/>
-              <w:bottom w:val="single" w:color="9E9E9E" w:sz="4"/>
-              <w:right w:val="single" w:color="9E9E9E" w:sz="4"/>
-            </w:tcBorders>
-            <w:tcMar>
-              <w:top w:type="dxa" w:w="40"/>
-              <w:left w:type="dxa" w:w="100"/>
-              <w:bottom w:type="dxa" w:w="40"/>
-              <w:right w:type="dxa" w:w="100"/>
-            </w:tcMar>
-          </w:tcPr>
-          <w:p>
-            <w:pPr>
-              <w:spacing w:after="20" w:line="252"/>
-            </w:pPr>
-            <w:r>
-              <w:rPr>
-                <w:sz w:val="22"/>
-                <w:szCs w:val="22"/>
-              </w:rPr>
-              <w:t xml:space="preserve">Kiểm thử tự động</w:t>
-            </w:r>
-          </w:p>
-        </w:tc>
-        <w:tc>
-          <w:tcPr>
-            <w:tcW w:type="dxa" w:w="2057"/>
-            <w:tcBorders>
-              <w:top w:val="single" w:color="9E9E9E" w:sz="4"/>
-              <w:left w:val="single" w:color="9E9E9E" w:sz="4"/>
-              <w:bottom w:val="single" w:color="9E9E9E" w:sz="4"/>
-              <w:right w:val="single" w:color="9E9E9E" w:sz="4"/>
-            </w:tcBorders>
-            <w:tcMar>
-              <w:top w:type="dxa" w:w="40"/>
-              <w:left w:type="dxa" w:w="100"/>
-              <w:bottom w:type="dxa" w:w="40"/>
-              <w:right w:type="dxa" w:w="100"/>
-            </w:tcMar>
-          </w:tcPr>
-          <w:p>
-            <w:pPr>
-              <w:spacing w:after="20" w:line="252"/>
-            </w:pPr>
-            <w:r>
-              <w:rPr>
-                <w:sz w:val="22"/>
-                <w:szCs w:val="22"/>
-              </w:rPr>
-              <w:t xml:space="preserve">Bộ kiểm thử riêng</w:t>
             </w:r>
           </w:p>
         </w:tc>
@@ -2372,42 +2250,6 @@
       </w:pPr>
       <w:r>
         <w:t xml:space="preserve">Trước khi mở server ra Internet nên làm mục 5.</w:t>
-      </w:r>
-    </w:p>
-    <w:p>
-      <w:pPr>
-        <w:pStyle w:val="Heading1"/>
-      </w:pPr>
-      <w:r>
-        <w:t xml:space="preserve">8. Kiểm thử tự động</w:t>
-      </w:r>
-    </w:p>
-    <w:p>
-      <w:pPr>
-        <w:pStyle w:val="ListParagraph"/>
-        <w:numPr>
-          <w:ilvl w:val="0"/>
-          <w:numId w:val="2"/>
-        </w:numPr>
-        <w:spacing w:after="60" w:line="276"/>
-        <w:jc w:val="both"/>
-      </w:pPr>
-      <w:r>
-        <w:t>Bộ kiểm thử Python có 55 trường hợp, gồm gói sai magic, sai opcode, sai Length, N = 0, N = 16 383, số âm và giá trị biên int32, dữ liệu đến từng byte, timeout và tham số sai. Đã chạy đạt 55/55 trên Windows. Đã chạy thử Windows ↔ Ubuntu WSL qua hai IP riêng trên cùng một máy; chưa thay thế phép thử giữa hai máy thật. Đề xuất giữ bộ kiểm thử ngoài gói bốn tệp nộp và chạy lại mỗi khi sửa mã nguồn.</w:t>
-      </w:r>
-    </w:p>
-    <w:p>
-      <w:pPr>
-        <w:pStyle w:val="ListParagraph"/>
-        <w:numPr>
-          <w:ilvl w:val="0"/>
-          <w:numId w:val="2"/>
-        </w:numPr>
-        <w:spacing w:after="60" w:line="276"/>
-        <w:jc w:val="both"/>
-      </w:pPr>
-      <w:r>
-        <w:t xml:space="preserve">Đề xuất đưa bộ kiểm thử này vào dự án và cho chạy tự động mỗi khi sửa code (ví dụ bằng GitHub Actions trên cả Windows và Linux), để thay đổi mới không làm hỏng các trường hợp đã chạy đúng.</w:t>
       </w:r>
     </w:p>
     <w:sectPr>
